--- a/flyers/Willkommensmappe.docx
+++ b/flyers/Willkommensmappe.docx
@@ -4,7 +4,7 @@
   <w:body>
     <w:p>
       <w:pPr>
-        <w:pStyle w:val="700"/>
+        <w:pStyle w:val="743"/>
         <w:pBdr/>
         <w:spacing/>
         <w:ind/>
@@ -109,7 +109,7 @@
     </w:p>
     <w:p>
       <w:pPr>
-        <w:pStyle w:val="700"/>
+        <w:pStyle w:val="743"/>
         <w:pBdr/>
         <w:spacing/>
         <w:ind/>
@@ -181,7 +181,7 @@
           </w:tcPr>
           <w:p>
             <w:pPr>
-              <w:pStyle w:val="880"/>
+              <w:pStyle w:val="923"/>
               <w:numPr>
                 <w:ilvl w:val="0"/>
                 <w:numId w:val="1"/>
@@ -287,7 +287,7 @@
           </w:tcPr>
           <w:p>
             <w:pPr>
-              <w:pStyle w:val="880"/>
+              <w:pStyle w:val="923"/>
               <w:numPr>
                 <w:ilvl w:val="0"/>
                 <w:numId w:val="1"/>
@@ -391,7 +391,7 @@
           </w:tcPr>
           <w:p>
             <w:pPr>
-              <w:pStyle w:val="880"/>
+              <w:pStyle w:val="923"/>
               <w:numPr>
                 <w:ilvl w:val="0"/>
                 <w:numId w:val="1"/>
@@ -522,7 +522,7 @@
     </w:p>
     <w:p>
       <w:pPr>
-        <w:pStyle w:val="700"/>
+        <w:pStyle w:val="743"/>
         <w:pBdr/>
         <w:spacing/>
         <w:ind/>
@@ -532,7 +532,7 @@
       </w:pPr>
       <w:r>
         <w:rPr>
-          <w:rStyle w:val="701"/>
+          <w:rStyle w:val="744"/>
         </w:rPr>
         <w:t xml:space="preserve">URL</w:t>
       </w:r>
@@ -595,14 +595,20 @@
                 <w:b/>
                 <w:bCs/>
               </w:rPr>
-              <w:t xml:space="preserve">nirokay.github.io/HzgShowAround/</w:t>
             </w:r>
             <w:r>
               <w:rPr>
                 <w:rFonts w:ascii="Fira Code" w:hAnsi="Fira Code" w:eastAsia="Fira Code" w:cs="Fira Code"/>
                 <w:b/>
                 <w:bCs/>
-                <w:highlight w:val="none"/>
+              </w:rPr>
+              <w:t xml:space="preserve">www.nirokay.com/HzgShowAround/</w:t>
+            </w:r>
+            <w:r>
+              <w:rPr>
+                <w:rFonts w:ascii="Fira Code" w:hAnsi="Fira Code" w:eastAsia="Fira Code" w:cs="Fira Code"/>
+                <w:b/>
+                <w:bCs/>
               </w:rPr>
             </w:r>
             <w:r>
@@ -680,8 +686,8 @@
                 <mc:Choice Requires="wpg">
                   <w:drawing>
                     <wp:inline xmlns:wp="http://schemas.openxmlformats.org/drawingml/2006/wordprocessingDrawing" distT="0" distB="0" distL="0" distR="0">
-                      <wp:extent cx="1516674" cy="1516674"/>
-                      <wp:effectExtent l="0" t="0" r="1" b="1"/>
+                      <wp:extent cx="1735756" cy="1735756"/>
+                      <wp:effectExtent l="8" t="8" r="8" b="8"/>
                       <wp:docPr id="1" name=""/>
                       <wp:cNvGraphicFramePr>
                         <a:graphicFrameLocks xmlns:a="http://schemas.openxmlformats.org/drawingml/2006/main" noChangeAspect="1"/>
@@ -703,7 +709,7 @@
                             <pic:spPr bwMode="auto">
                               <a:xfrm rot="16199969" flipH="1" flipV="0">
                                 <a:off x="0" y="0"/>
-                                <a:ext cx="1516674" cy="1516674"/>
+                                <a:ext cx="1735756" cy="1735756"/>
                               </a:xfrm>
                               <a:prstGeom prst="rect">
                                 <a:avLst/>
@@ -736,7 +742,7 @@
                       <v:path o:extrusionok="f" gradientshapeok="t" o:connecttype="rect"/>
                       <o:lock v:ext="edit" aspectratio="t"/>
                     </v:shapetype>
-                    <v:shape id="_x0000_i0" o:spid="_x0000_s0" type="#_x0000_t75" style="width:119.42pt;height:119.42pt;mso-wrap-distance-left:0.00pt;mso-wrap-distance-top:0.00pt;mso-wrap-distance-right:0.00pt;mso-wrap-distance-bottom:0.00pt;rotation:269;flip:x;z-index:1;" stroked="false">
+                    <v:shape id="_x0000_i0" o:spid="_x0000_s0" type="#_x0000_t75" style="width:136.67pt;height:136.67pt;mso-wrap-distance-left:0.00pt;mso-wrap-distance-top:0.00pt;mso-wrap-distance-right:0.00pt;mso-wrap-distance-bottom:0.00pt;rotation:269;flip:x;z-index:1;" stroked="false">
                       <v:imagedata r:id="rId11" o:title=""/>
                       <o:lock v:ext="edit" rotation="t"/>
                     </v:shape>
@@ -813,7 +819,7 @@
 <w:ftr xmlns:wpc="http://schemas.microsoft.com/office/word/2010/wordprocessingCanvas" xmlns:mc="http://schemas.openxmlformats.org/markup-compatibility/2006" xmlns:o="urn:schemas-microsoft-com:office:office" xmlns:r="http://schemas.openxmlformats.org/officeDocument/2006/relationships" xmlns:m="http://schemas.openxmlformats.org/officeDocument/2006/math" xmlns:v="urn:schemas-microsoft-com:vml" xmlns:wp14="http://schemas.microsoft.com/office/word/2010/wordprocessingDrawing" xmlns:wp="http://schemas.openxmlformats.org/drawingml/2006/wordprocessingDrawing" xmlns:w10="urn:schemas-microsoft-com:office:word" xmlns:w="http://schemas.openxmlformats.org/wordprocessingml/2006/main" xmlns:w14="http://schemas.microsoft.com/office/word/2010/wordml" xmlns:w15="http://schemas.microsoft.com/office/word/2012/wordml" xmlns:wpg="http://schemas.microsoft.com/office/word/2010/wordprocessingGroup" xmlns:wpi="http://schemas.microsoft.com/office/word/2010/wordprocessingInk" xmlns:wne="http://schemas.microsoft.com/office/word/2006/wordml" xmlns:a="http://schemas.openxmlformats.org/drawingml/2006/main" xmlns:wps="http://schemas.microsoft.com/office/word/2010/wordprocessingShape" mc:Ignorable="w14 w15 wp14">
   <w:tbl>
     <w:tblPr>
-      <w:tblStyle w:val="732"/>
+      <w:tblStyle w:val="775"/>
       <w:tblW w:w="0" w:type="auto"/>
       <w:tblBorders/>
       <w:tblLayout w:type="fixed"/>
@@ -839,7 +845,7 @@
         </w:tcPr>
         <w:p>
           <w:pPr>
-            <w:pStyle w:val="728"/>
+            <w:pStyle w:val="771"/>
             <w:pBdr/>
             <w:spacing/>
             <w:ind/>
@@ -865,7 +871,7 @@
         </w:tcPr>
         <w:p>
           <w:pPr>
-            <w:pStyle w:val="728"/>
+            <w:pStyle w:val="771"/>
             <w:pBdr/>
             <w:spacing/>
             <w:ind/>
@@ -882,7 +888,7 @@
   </w:tbl>
   <w:p>
     <w:pPr>
-      <w:pStyle w:val="728"/>
+      <w:pStyle w:val="771"/>
       <w:pBdr/>
       <w:spacing/>
       <w:ind/>
@@ -931,7 +937,7 @@
 <w:hdr xmlns:wpc="http://schemas.microsoft.com/office/word/2010/wordprocessingCanvas" xmlns:mc="http://schemas.openxmlformats.org/markup-compatibility/2006" xmlns:o="urn:schemas-microsoft-com:office:office" xmlns:r="http://schemas.openxmlformats.org/officeDocument/2006/relationships" xmlns:m="http://schemas.openxmlformats.org/officeDocument/2006/math" xmlns:v="urn:schemas-microsoft-com:vml" xmlns:wp14="http://schemas.microsoft.com/office/word/2010/wordprocessingDrawing" xmlns:wp="http://schemas.openxmlformats.org/drawingml/2006/wordprocessingDrawing" xmlns:w10="urn:schemas-microsoft-com:office:word" xmlns:w="http://schemas.openxmlformats.org/wordprocessingml/2006/main" xmlns:w14="http://schemas.microsoft.com/office/word/2010/wordml" xmlns:w15="http://schemas.microsoft.com/office/word/2012/wordml" xmlns:wpg="http://schemas.microsoft.com/office/word/2010/wordprocessingGroup" xmlns:wpi="http://schemas.microsoft.com/office/word/2010/wordprocessingInk" xmlns:wne="http://schemas.microsoft.com/office/word/2006/wordml" xmlns:a="http://schemas.openxmlformats.org/drawingml/2006/main" xmlns:wps="http://schemas.microsoft.com/office/word/2010/wordprocessingShape" mc:Ignorable="w14 w15 wp14">
   <w:p>
     <w:pPr>
-      <w:pStyle w:val="718"/>
+      <w:pStyle w:val="761"/>
       <w:pBdr/>
       <w:spacing/>
       <w:ind/>
@@ -1268,11 +1274,140 @@
     <w:lsdException w:name="Bibliography" w:uiPriority="37"/>
     <w:lsdException w:name="TOC Heading" w:uiPriority="39" w:qFormat="1"/>
   </w:latentStyles>
-  <w:style w:type="paragraph" w:styleId="700">
+  <w:style w:type="character" w:styleId="165">
+    <w:name w:val="Intense Emphasis"/>
+    <w:basedOn w:val="924"/>
+    <w:uiPriority w:val="21"/>
+    <w:qFormat/>
+    <w:pPr>
+      <w:pBdr/>
+      <w:spacing/>
+      <w:ind/>
+    </w:pPr>
+    <w:rPr>
+      <w:i/>
+      <w:iCs/>
+      <w:color w:val="0f4761" w:themeColor="accent1" w:themeShade="BF"/>
+    </w:rPr>
+  </w:style>
+  <w:style w:type="character" w:styleId="168">
+    <w:name w:val="Intense Reference"/>
+    <w:basedOn w:val="924"/>
+    <w:uiPriority w:val="32"/>
+    <w:qFormat/>
+    <w:pPr>
+      <w:pBdr/>
+      <w:spacing/>
+      <w:ind/>
+    </w:pPr>
+    <w:rPr>
+      <w:b/>
+      <w:bCs/>
+      <w:smallCaps/>
+      <w:color w:val="0f4761" w:themeColor="accent1" w:themeShade="BF"/>
+      <w:spacing w:val="5"/>
+    </w:rPr>
+  </w:style>
+  <w:style w:type="character" w:styleId="170">
+    <w:name w:val="Subtle Emphasis"/>
+    <w:basedOn w:val="924"/>
+    <w:uiPriority w:val="19"/>
+    <w:qFormat/>
+    <w:pPr>
+      <w:pBdr/>
+      <w:spacing/>
+      <w:ind/>
+    </w:pPr>
+    <w:rPr>
+      <w:i/>
+      <w:iCs/>
+      <w:color w:val="404040" w:themeColor="text1" w:themeTint="BF"/>
+    </w:rPr>
+  </w:style>
+  <w:style w:type="character" w:styleId="171">
+    <w:name w:val="Emphasis"/>
+    <w:basedOn w:val="924"/>
+    <w:uiPriority w:val="20"/>
+    <w:qFormat/>
+    <w:pPr>
+      <w:pBdr/>
+      <w:spacing/>
+      <w:ind/>
+    </w:pPr>
+    <w:rPr>
+      <w:i/>
+      <w:iCs/>
+    </w:rPr>
+  </w:style>
+  <w:style w:type="character" w:styleId="172">
+    <w:name w:val="Strong"/>
+    <w:basedOn w:val="924"/>
+    <w:uiPriority w:val="22"/>
+    <w:qFormat/>
+    <w:pPr>
+      <w:pBdr/>
+      <w:spacing/>
+      <w:ind/>
+    </w:pPr>
+    <w:rPr>
+      <w:b/>
+      <w:bCs/>
+    </w:rPr>
+  </w:style>
+  <w:style w:type="character" w:styleId="173">
+    <w:name w:val="Subtle Reference"/>
+    <w:basedOn w:val="924"/>
+    <w:uiPriority w:val="31"/>
+    <w:qFormat/>
+    <w:pPr>
+      <w:pBdr/>
+      <w:spacing/>
+      <w:ind/>
+    </w:pPr>
+    <w:rPr>
+      <w:smallCaps/>
+      <w:color w:val="5a5a5a" w:themeColor="text1" w:themeTint="A5"/>
+    </w:rPr>
+  </w:style>
+  <w:style w:type="character" w:styleId="174">
+    <w:name w:val="Book Title"/>
+    <w:basedOn w:val="924"/>
+    <w:uiPriority w:val="33"/>
+    <w:qFormat/>
+    <w:pPr>
+      <w:pBdr/>
+      <w:spacing/>
+      <w:ind/>
+    </w:pPr>
+    <w:rPr>
+      <w:b/>
+      <w:bCs/>
+      <w:i/>
+      <w:iCs/>
+      <w:spacing w:val="5"/>
+    </w:rPr>
+  </w:style>
+  <w:style w:type="character" w:styleId="187">
+    <w:name w:val="FollowedHyperlink"/>
+    <w:basedOn w:val="924"/>
+    <w:uiPriority w:val="99"/>
+    <w:semiHidden/>
+    <w:unhideWhenUsed/>
+    <w:pPr>
+      <w:pBdr/>
+      <w:spacing/>
+      <w:ind/>
+    </w:pPr>
+    <w:rPr>
+      <w:color w:val="954f72" w:themeColor="followedHyperlink"/>
+      <w:u w:val="single"/>
+    </w:rPr>
+  </w:style>
+  <w:style w:type="paragraph" w:styleId="743">
     <w:name w:val="Heading 1"/>
-    <w:basedOn w:val="876"/>
-    <w:next w:val="876"/>
-    <w:link w:val="701"/>
+    <w:basedOn w:val="919"/>
+    <w:next w:val="919"/>
+    <w:link w:val="744"/>
     <w:uiPriority w:val="9"/>
     <w:qFormat/>
     <w:pPr>
@@ -1289,9 +1424,9 @@
       <w:szCs w:val="40"/>
     </w:rPr>
   </w:style>
-  <w:style w:type="character" w:styleId="701">
+  <w:style w:type="character" w:styleId="744">
     <w:name w:val="Heading 1 Char"/>
-    <w:link w:val="700"/>
+    <w:link w:val="743"/>
     <w:uiPriority w:val="9"/>
     <w:pPr>
       <w:pBdr/>
@@ -1304,11 +1439,11 @@
       <w:szCs w:val="40"/>
     </w:rPr>
   </w:style>
-  <w:style w:type="paragraph" w:styleId="702">
+  <w:style w:type="paragraph" w:styleId="745">
     <w:name w:val="Heading 2"/>
-    <w:basedOn w:val="876"/>
-    <w:next w:val="876"/>
-    <w:link w:val="703"/>
+    <w:basedOn w:val="919"/>
+    <w:next w:val="919"/>
+    <w:link w:val="746"/>
     <w:uiPriority w:val="9"/>
     <w:unhideWhenUsed/>
     <w:qFormat/>
@@ -1325,9 +1460,9 @@
       <w:sz w:val="34"/>
     </w:rPr>
   </w:style>
-  <w:style w:type="character" w:styleId="703">
+  <w:style w:type="character" w:styleId="746">
     <w:name w:val="Heading 2 Char"/>
-    <w:link w:val="702"/>
+    <w:link w:val="745"/>
     <w:uiPriority w:val="9"/>
     <w:pPr>
       <w:pBdr/>
@@ -1339,11 +1474,11 @@
       <w:sz w:val="34"/>
     </w:rPr>
   </w:style>
-  <w:style w:type="paragraph" w:styleId="704">
+  <w:style w:type="paragraph" w:styleId="747">
     <w:name w:val="Heading 3"/>
-    <w:basedOn w:val="876"/>
-    <w:next w:val="876"/>
-    <w:link w:val="705"/>
+    <w:basedOn w:val="919"/>
+    <w:next w:val="919"/>
+    <w:link w:val="748"/>
     <w:uiPriority w:val="9"/>
     <w:unhideWhenUsed/>
     <w:qFormat/>
@@ -1361,9 +1496,9 @@
       <w:szCs w:val="30"/>
     </w:rPr>
   </w:style>
-  <w:style w:type="character" w:styleId="705">
+  <w:style w:type="character" w:styleId="748">
     <w:name w:val="Heading 3 Char"/>
-    <w:link w:val="704"/>
+    <w:link w:val="747"/>
     <w:uiPriority w:val="9"/>
     <w:pPr>
       <w:pBdr/>
@@ -1376,11 +1511,11 @@
       <w:szCs w:val="30"/>
     </w:rPr>
   </w:style>
-  <w:style w:type="paragraph" w:styleId="706">
+  <w:style w:type="paragraph" w:styleId="749">
     <w:name w:val="Heading 4"/>
-    <w:basedOn w:val="876"/>
-    <w:next w:val="876"/>
-    <w:link w:val="707"/>
+    <w:basedOn w:val="919"/>
+    <w:next w:val="919"/>
+    <w:link w:val="750"/>
     <w:uiPriority w:val="9"/>
     <w:unhideWhenUsed/>
     <w:qFormat/>
@@ -1400,9 +1535,9 @@
       <w:szCs w:val="26"/>
     </w:rPr>
   </w:style>
-  <w:style w:type="character" w:styleId="707">
+  <w:style w:type="character" w:styleId="750">
     <w:name w:val="Heading 4 Char"/>
-    <w:link w:val="706"/>
+    <w:link w:val="749"/>
     <w:uiPriority w:val="9"/>
     <w:pPr>
       <w:pBdr/>
@@ -1417,11 +1552,11 @@
       <w:szCs w:val="26"/>
     </w:rPr>
   </w:style>
-  <w:style w:type="paragraph" w:styleId="708">
+  <w:style w:type="paragraph" w:styleId="751">
     <w:name w:val="Heading 5"/>
-    <w:basedOn w:val="876"/>
-    <w:next w:val="876"/>
-    <w:link w:val="709"/>
+    <w:basedOn w:val="919"/>
+    <w:next w:val="919"/>
+    <w:link w:val="752"/>
     <w:uiPriority w:val="9"/>
     <w:unhideWhenUsed/>
     <w:qFormat/>
@@ -1441,9 +1576,9 @@
       <w:szCs w:val="24"/>
     </w:rPr>
   </w:style>
-  <w:style w:type="character" w:styleId="709">
+  <w:style w:type="character" w:styleId="752">
     <w:name w:val="Heading 5 Char"/>
-    <w:link w:val="708"/>
+    <w:link w:val="751"/>
     <w:uiPriority w:val="9"/>
     <w:pPr>
       <w:pBdr/>
@@ -1458,11 +1593,11 @@
       <w:szCs w:val="24"/>
     </w:rPr>
   </w:style>
-  <w:style w:type="paragraph" w:styleId="710">
+  <w:style w:type="paragraph" w:styleId="753">
     <w:name w:val="Heading 6"/>
-    <w:basedOn w:val="876"/>
-    <w:next w:val="876"/>
-    <w:link w:val="711"/>
+    <w:basedOn w:val="919"/>
+    <w:next w:val="919"/>
+    <w:link w:val="754"/>
     <w:uiPriority w:val="9"/>
     <w:unhideWhenUsed/>
     <w:qFormat/>
@@ -1482,9 +1617,9 @@
       <w:szCs w:val="22"/>
     </w:rPr>
   </w:style>
-  <w:style w:type="character" w:styleId="711">
+  <w:style w:type="character" w:styleId="754">
     <w:name w:val="Heading 6 Char"/>
-    <w:link w:val="710"/>
+    <w:link w:val="753"/>
     <w:uiPriority w:val="9"/>
     <w:pPr>
       <w:pBdr/>
@@ -1499,11 +1634,11 @@
       <w:szCs w:val="22"/>
     </w:rPr>
   </w:style>
-  <w:style w:type="paragraph" w:styleId="712">
+  <w:style w:type="paragraph" w:styleId="755">
     <w:name w:val="Heading 7"/>
-    <w:basedOn w:val="876"/>
-    <w:next w:val="876"/>
-    <w:link w:val="713"/>
+    <w:basedOn w:val="919"/>
+    <w:next w:val="919"/>
+    <w:link w:val="756"/>
     <w:uiPriority w:val="9"/>
     <w:unhideWhenUsed/>
     <w:qFormat/>
@@ -1525,9 +1660,9 @@
       <w:szCs w:val="22"/>
     </w:rPr>
   </w:style>
-  <w:style w:type="character" w:styleId="713">
+  <w:style w:type="character" w:styleId="756">
     <w:name w:val="Heading 7 Char"/>
-    <w:link w:val="712"/>
+    <w:link w:val="755"/>
     <w:uiPriority w:val="9"/>
     <w:pPr>
       <w:pBdr/>
@@ -1544,11 +1679,11 @@
       <w:szCs w:val="22"/>
     </w:rPr>
   </w:style>
-  <w:style w:type="paragraph" w:styleId="714">
+  <w:style w:type="paragraph" w:styleId="757">
     <w:name w:val="Heading 8"/>
-    <w:basedOn w:val="876"/>
-    <w:next w:val="876"/>
-    <w:link w:val="715"/>
+    <w:basedOn w:val="919"/>
+    <w:next w:val="919"/>
+    <w:link w:val="758"/>
     <w:uiPriority w:val="9"/>
     <w:unhideWhenUsed/>
     <w:qFormat/>
@@ -1568,9 +1703,9 @@
       <w:szCs w:val="22"/>
     </w:rPr>
   </w:style>
-  <w:style w:type="character" w:styleId="715">
+  <w:style w:type="character" w:styleId="758">
     <w:name w:val="Heading 8 Char"/>
-    <w:link w:val="714"/>
+    <w:link w:val="757"/>
     <w:uiPriority w:val="9"/>
     <w:pPr>
       <w:pBdr/>
@@ -1585,11 +1720,11 @@
       <w:szCs w:val="22"/>
     </w:rPr>
   </w:style>
-  <w:style w:type="paragraph" w:styleId="716">
+  <w:style w:type="paragraph" w:styleId="759">
     <w:name w:val="Heading 9"/>
-    <w:basedOn w:val="876"/>
-    <w:next w:val="876"/>
-    <w:link w:val="717"/>
+    <w:basedOn w:val="919"/>
+    <w:next w:val="919"/>
+    <w:link w:val="760"/>
     <w:uiPriority w:val="9"/>
     <w:unhideWhenUsed/>
     <w:qFormat/>
@@ -1609,9 +1744,9 @@
       <w:szCs w:val="21"/>
     </w:rPr>
   </w:style>
-  <w:style w:type="character" w:styleId="717">
+  <w:style w:type="character" w:styleId="760">
     <w:name w:val="Heading 9 Char"/>
-    <w:link w:val="716"/>
+    <w:link w:val="759"/>
     <w:uiPriority w:val="9"/>
     <w:pPr>
       <w:pBdr/>
@@ -1626,11 +1761,11 @@
       <w:szCs w:val="21"/>
     </w:rPr>
   </w:style>
-  <w:style w:type="paragraph" w:styleId="718">
+  <w:style w:type="paragraph" w:styleId="761">
     <w:name w:val="Title"/>
-    <w:basedOn w:val="876"/>
-    <w:next w:val="876"/>
-    <w:link w:val="719"/>
+    <w:basedOn w:val="919"/>
+    <w:next w:val="919"/>
+    <w:link w:val="762"/>
     <w:uiPriority w:val="10"/>
     <w:qFormat/>
     <w:pPr>
@@ -1644,9 +1779,9 @@
       <w:szCs w:val="48"/>
     </w:rPr>
   </w:style>
-  <w:style w:type="character" w:styleId="719">
+  <w:style w:type="character" w:styleId="762">
     <w:name w:val="Title Char"/>
-    <w:link w:val="718"/>
+    <w:link w:val="761"/>
     <w:uiPriority w:val="10"/>
     <w:pPr>
       <w:pBdr/>
@@ -1658,11 +1793,11 @@
       <w:szCs w:val="48"/>
     </w:rPr>
   </w:style>
-  <w:style w:type="paragraph" w:styleId="720">
+  <w:style w:type="paragraph" w:styleId="763">
     <w:name w:val="Subtitle"/>
-    <w:basedOn w:val="876"/>
-    <w:next w:val="876"/>
-    <w:link w:val="721"/>
+    <w:basedOn w:val="919"/>
+    <w:next w:val="919"/>
+    <w:link w:val="764"/>
     <w:uiPriority w:val="11"/>
     <w:qFormat/>
     <w:pPr>
@@ -1675,9 +1810,9 @@
       <w:szCs w:val="24"/>
     </w:rPr>
   </w:style>
-  <w:style w:type="character" w:styleId="721">
+  <w:style w:type="character" w:styleId="764">
     <w:name w:val="Subtitle Char"/>
-    <w:link w:val="720"/>
+    <w:link w:val="763"/>
     <w:uiPriority w:val="11"/>
     <w:pPr>
       <w:pBdr/>
@@ -1689,11 +1824,11 @@
       <w:szCs w:val="24"/>
     </w:rPr>
   </w:style>
-  <w:style w:type="paragraph" w:styleId="722">
+  <w:style w:type="paragraph" w:styleId="765">
     <w:name w:val="Quote"/>
-    <w:basedOn w:val="876"/>
-    <w:next w:val="876"/>
-    <w:link w:val="723"/>
+    <w:basedOn w:val="919"/>
+    <w:next w:val="919"/>
+    <w:link w:val="766"/>
     <w:uiPriority w:val="29"/>
     <w:qFormat/>
     <w:pPr>
@@ -1705,9 +1840,9 @@
       <w:i/>
     </w:rPr>
   </w:style>
-  <w:style w:type="character" w:styleId="723">
+  <w:style w:type="character" w:styleId="766">
     <w:name w:val="Quote Char"/>
-    <w:link w:val="722"/>
+    <w:link w:val="765"/>
     <w:uiPriority w:val="29"/>
     <w:pPr>
       <w:pBdr/>
@@ -1718,11 +1853,11 @@
       <w:i/>
     </w:rPr>
   </w:style>
-  <w:style w:type="paragraph" w:styleId="724">
+  <w:style w:type="paragraph" w:styleId="767">
     <w:name w:val="Intense Quote"/>
-    <w:basedOn w:val="876"/>
-    <w:next w:val="876"/>
-    <w:link w:val="725"/>
+    <w:basedOn w:val="919"/>
+    <w:next w:val="919"/>
+    <w:link w:val="768"/>
     <w:uiPriority w:val="30"/>
     <w:qFormat/>
     <w:pPr>
@@ -1741,9 +1876,9 @@
       <w:i/>
     </w:rPr>
   </w:style>
-  <w:style w:type="character" w:styleId="725">
+  <w:style w:type="character" w:styleId="768">
     <w:name w:val="Intense Quote Char"/>
-    <w:link w:val="724"/>
+    <w:link w:val="767"/>
     <w:uiPriority w:val="30"/>
     <w:pPr>
       <w:pBdr/>
@@ -1754,10 +1889,10 @@
       <w:i/>
     </w:rPr>
   </w:style>
-  <w:style w:type="paragraph" w:styleId="726">
+  <w:style w:type="paragraph" w:styleId="769">
     <w:name w:val="Header"/>
-    <w:basedOn w:val="876"/>
-    <w:link w:val="727"/>
+    <w:basedOn w:val="919"/>
+    <w:link w:val="770"/>
     <w:uiPriority w:val="99"/>
     <w:unhideWhenUsed/>
     <w:pPr>
@@ -1770,9 +1905,9 @@
       <w:ind/>
     </w:pPr>
   </w:style>
-  <w:style w:type="character" w:styleId="727">
+  <w:style w:type="character" w:styleId="770">
     <w:name w:val="Header Char"/>
-    <w:link w:val="726"/>
+    <w:link w:val="769"/>
     <w:uiPriority w:val="99"/>
     <w:pPr>
       <w:pBdr/>
@@ -1780,10 +1915,10 @@
       <w:ind/>
     </w:pPr>
   </w:style>
-  <w:style w:type="paragraph" w:styleId="728">
+  <w:style w:type="paragraph" w:styleId="771">
     <w:name w:val="Footer"/>
-    <w:basedOn w:val="876"/>
-    <w:link w:val="731"/>
+    <w:basedOn w:val="919"/>
+    <w:link w:val="774"/>
     <w:uiPriority w:val="99"/>
     <w:unhideWhenUsed/>
     <w:pPr>
@@ -1796,9 +1931,9 @@
       <w:ind/>
     </w:pPr>
   </w:style>
-  <w:style w:type="character" w:styleId="729">
+  <w:style w:type="character" w:styleId="772">
     <w:name w:val="Footer Char"/>
-    <w:link w:val="728"/>
+    <w:link w:val="771"/>
     <w:uiPriority w:val="99"/>
     <w:pPr>
       <w:pBdr/>
@@ -1806,10 +1941,10 @@
       <w:ind/>
     </w:pPr>
   </w:style>
-  <w:style w:type="paragraph" w:styleId="730">
+  <w:style w:type="paragraph" w:styleId="773">
     <w:name w:val="Caption"/>
-    <w:basedOn w:val="876"/>
-    <w:next w:val="876"/>
+    <w:basedOn w:val="919"/>
+    <w:next w:val="919"/>
     <w:uiPriority w:val="35"/>
     <w:semiHidden/>
     <w:unhideWhenUsed/>
@@ -1827,10 +1962,10 @@
       <w:szCs w:val="18"/>
     </w:rPr>
   </w:style>
-  <w:style w:type="character" w:styleId="731">
+  <w:style w:type="character" w:styleId="774">
     <w:name w:val="Caption Char"/>
-    <w:basedOn w:val="730"/>
-    <w:link w:val="728"/>
+    <w:basedOn w:val="773"/>
+    <w:link w:val="771"/>
     <w:uiPriority w:val="99"/>
     <w:pPr>
       <w:pBdr/>
@@ -1838,9 +1973,9 @@
       <w:ind/>
     </w:pPr>
   </w:style>
-  <w:style w:type="table" w:styleId="732">
+  <w:style w:type="table" w:styleId="775">
     <w:name w:val="Table Grid"/>
-    <w:basedOn w:val="877"/>
+    <w:basedOn w:val="920"/>
     <w:uiPriority w:val="59"/>
     <w:pPr>
       <w:pBdr/>
@@ -2037,9 +2172,9 @@
       </w:tcPr>
     </w:tblStylePr>
   </w:style>
-  <w:style w:type="table" w:styleId="733">
+  <w:style w:type="table" w:styleId="776">
     <w:name w:val="Table Grid Light"/>
-    <w:basedOn w:val="877"/>
+    <w:basedOn w:val="920"/>
     <w:uiPriority w:val="59"/>
     <w:pPr>
       <w:pBdr/>
@@ -2236,9 +2371,9 @@
       </w:tcPr>
     </w:tblStylePr>
   </w:style>
-  <w:style w:type="table" w:styleId="734">
+  <w:style w:type="table" w:styleId="777">
     <w:name w:val="Plain Table 1"/>
-    <w:basedOn w:val="877"/>
+    <w:basedOn w:val="920"/>
     <w:uiPriority w:val="59"/>
     <w:pPr>
       <w:pBdr/>
@@ -2461,9 +2596,9 @@
       </w:tcPr>
     </w:tblStylePr>
   </w:style>
-  <w:style w:type="table" w:styleId="735">
+  <w:style w:type="table" w:styleId="778">
     <w:name w:val="Plain Table 2"/>
-    <w:basedOn w:val="877"/>
+    <w:basedOn w:val="920"/>
     <w:uiPriority w:val="59"/>
     <w:pPr>
       <w:pBdr/>
@@ -2694,9 +2829,9 @@
       </w:tcPr>
     </w:tblStylePr>
   </w:style>
-  <w:style w:type="table" w:styleId="736">
+  <w:style w:type="table" w:styleId="779">
     <w:name w:val="Plain Table 3"/>
-    <w:basedOn w:val="877"/>
+    <w:basedOn w:val="920"/>
     <w:uiPriority w:val="99"/>
     <w:pPr>
       <w:pBdr/>
@@ -2924,9 +3059,9 @@
       </w:tcPr>
     </w:tblStylePr>
   </w:style>
-  <w:style w:type="table" w:styleId="737">
+  <w:style w:type="table" w:styleId="780">
     <w:name w:val="Plain Table 4"/>
-    <w:basedOn w:val="877"/>
+    <w:basedOn w:val="920"/>
     <w:uiPriority w:val="99"/>
     <w:pPr>
       <w:pBdr/>
@@ -3140,9 +3275,9 @@
       </w:tcPr>
     </w:tblStylePr>
   </w:style>
-  <w:style w:type="table" w:styleId="738">
+  <w:style w:type="table" w:styleId="781">
     <w:name w:val="Plain Table 5"/>
-    <w:basedOn w:val="877"/>
+    <w:basedOn w:val="920"/>
     <w:uiPriority w:val="99"/>
     <w:pPr>
       <w:pBdr/>
@@ -3373,9 +3508,9 @@
       </w:tcPr>
     </w:tblStylePr>
   </w:style>
-  <w:style w:type="table" w:styleId="739">
+  <w:style w:type="table" w:styleId="782">
     <w:name w:val="Grid Table 1 Light"/>
-    <w:basedOn w:val="877"/>
+    <w:basedOn w:val="920"/>
     <w:uiPriority w:val="99"/>
     <w:pPr>
       <w:pBdr/>
@@ -3596,9 +3731,9 @@
       </w:tcPr>
     </w:tblStylePr>
   </w:style>
-  <w:style w:type="table" w:styleId="740">
+  <w:style w:type="table" w:styleId="783">
     <w:name w:val="Grid Table 1 Light - Accent 1"/>
-    <w:basedOn w:val="877"/>
+    <w:basedOn w:val="920"/>
     <w:uiPriority w:val="99"/>
     <w:pPr>
       <w:pBdr/>
@@ -3819,9 +3954,9 @@
       </w:tcPr>
     </w:tblStylePr>
   </w:style>
-  <w:style w:type="table" w:styleId="741">
+  <w:style w:type="table" w:styleId="784">
     <w:name w:val="Grid Table 1 Light - Accent 2"/>
-    <w:basedOn w:val="877"/>
+    <w:basedOn w:val="920"/>
     <w:uiPriority w:val="99"/>
     <w:pPr>
       <w:pBdr/>
@@ -4042,9 +4177,9 @@
       </w:tcPr>
     </w:tblStylePr>
   </w:style>
-  <w:style w:type="table" w:styleId="742">
+  <w:style w:type="table" w:styleId="785">
     <w:name w:val="Grid Table 1 Light - Accent 3"/>
-    <w:basedOn w:val="877"/>
+    <w:basedOn w:val="920"/>
     <w:uiPriority w:val="99"/>
     <w:pPr>
       <w:pBdr/>
@@ -4265,9 +4400,9 @@
       </w:tcPr>
     </w:tblStylePr>
   </w:style>
-  <w:style w:type="table" w:styleId="743">
+  <w:style w:type="table" w:styleId="786">
     <w:name w:val="Grid Table 1 Light - Accent 4"/>
-    <w:basedOn w:val="877"/>
+    <w:basedOn w:val="920"/>
     <w:uiPriority w:val="99"/>
     <w:pPr>
       <w:pBdr/>
@@ -4488,9 +4623,9 @@
       </w:tcPr>
     </w:tblStylePr>
   </w:style>
-  <w:style w:type="table" w:styleId="744">
+  <w:style w:type="table" w:styleId="787">
     <w:name w:val="Grid Table 1 Light - Accent 5"/>
-    <w:basedOn w:val="877"/>
+    <w:basedOn w:val="920"/>
     <w:uiPriority w:val="99"/>
     <w:pPr>
       <w:pBdr/>
@@ -4711,9 +4846,9 @@
       </w:tcPr>
     </w:tblStylePr>
   </w:style>
-  <w:style w:type="table" w:styleId="745">
+  <w:style w:type="table" w:styleId="788">
     <w:name w:val="Grid Table 1 Light - Accent 6"/>
-    <w:basedOn w:val="877"/>
+    <w:basedOn w:val="920"/>
     <w:uiPriority w:val="99"/>
     <w:pPr>
       <w:pBdr/>
@@ -4934,9 +5069,9 @@
       </w:tcPr>
     </w:tblStylePr>
   </w:style>
-  <w:style w:type="table" w:styleId="746">
+  <w:style w:type="table" w:styleId="789">
     <w:name w:val="Grid Table 2"/>
-    <w:basedOn w:val="877"/>
+    <w:basedOn w:val="920"/>
     <w:uiPriority w:val="99"/>
     <w:pPr>
       <w:pBdr/>
@@ -5166,9 +5301,9 @@
       </w:tcPr>
     </w:tblStylePr>
   </w:style>
-  <w:style w:type="table" w:styleId="747">
+  <w:style w:type="table" w:styleId="790">
     <w:name w:val="Grid Table 2 - Accent 1"/>
-    <w:basedOn w:val="877"/>
+    <w:basedOn w:val="920"/>
     <w:uiPriority w:val="99"/>
     <w:pPr>
       <w:pBdr/>
@@ -5398,9 +5533,9 @@
       </w:tcPr>
     </w:tblStylePr>
   </w:style>
-  <w:style w:type="table" w:styleId="748">
+  <w:style w:type="table" w:styleId="791">
     <w:name w:val="Grid Table 2 - Accent 2"/>
-    <w:basedOn w:val="877"/>
+    <w:basedOn w:val="920"/>
     <w:uiPriority w:val="99"/>
     <w:pPr>
       <w:pBdr/>
@@ -5630,9 +5765,9 @@
       </w:tcPr>
     </w:tblStylePr>
   </w:style>
-  <w:style w:type="table" w:styleId="749">
+  <w:style w:type="table" w:styleId="792">
     <w:name w:val="Grid Table 2 - Accent 3"/>
-    <w:basedOn w:val="877"/>
+    <w:basedOn w:val="920"/>
     <w:uiPriority w:val="99"/>
     <w:pPr>
       <w:pBdr/>
@@ -5862,9 +5997,9 @@
       </w:tcPr>
     </w:tblStylePr>
   </w:style>
-  <w:style w:type="table" w:styleId="750">
+  <w:style w:type="table" w:styleId="793">
     <w:name w:val="Grid Table 2 - Accent 4"/>
-    <w:basedOn w:val="877"/>
+    <w:basedOn w:val="920"/>
     <w:uiPriority w:val="99"/>
     <w:pPr>
       <w:pBdr/>
@@ -6094,9 +6229,9 @@
       </w:tcPr>
     </w:tblStylePr>
   </w:style>
-  <w:style w:type="table" w:styleId="751">
+  <w:style w:type="table" w:styleId="794">
     <w:name w:val="Grid Table 2 - Accent 5"/>
-    <w:basedOn w:val="877"/>
+    <w:basedOn w:val="920"/>
     <w:uiPriority w:val="99"/>
     <w:pPr>
       <w:pBdr/>
@@ -6326,9 +6461,9 @@
       </w:tcPr>
     </w:tblStylePr>
   </w:style>
-  <w:style w:type="table" w:styleId="752">
+  <w:style w:type="table" w:styleId="795">
     <w:name w:val="Grid Table 2 - Accent 6"/>
-    <w:basedOn w:val="877"/>
+    <w:basedOn w:val="920"/>
     <w:uiPriority w:val="99"/>
     <w:pPr>
       <w:pBdr/>
@@ -6558,9 +6693,9 @@
       </w:tcPr>
     </w:tblStylePr>
   </w:style>
-  <w:style w:type="table" w:styleId="753">
+  <w:style w:type="table" w:styleId="796">
     <w:name w:val="Grid Table 3"/>
-    <w:basedOn w:val="877"/>
+    <w:basedOn w:val="920"/>
     <w:uiPriority w:val="99"/>
     <w:pPr>
       <w:pBdr/>
@@ -6803,9 +6938,9 @@
       </w:tcPr>
     </w:tblStylePr>
   </w:style>
-  <w:style w:type="table" w:styleId="754">
+  <w:style w:type="table" w:styleId="797">
     <w:name w:val="Grid Table 3 - Accent 1"/>
-    <w:basedOn w:val="877"/>
+    <w:basedOn w:val="920"/>
     <w:uiPriority w:val="99"/>
     <w:pPr>
       <w:pBdr/>
@@ -7048,9 +7183,9 @@
       </w:tcPr>
     </w:tblStylePr>
   </w:style>
-  <w:style w:type="table" w:styleId="755">
+  <w:style w:type="table" w:styleId="798">
     <w:name w:val="Grid Table 3 - Accent 2"/>
-    <w:basedOn w:val="877"/>
+    <w:basedOn w:val="920"/>
     <w:uiPriority w:val="99"/>
     <w:pPr>
       <w:pBdr/>
@@ -7293,9 +7428,9 @@
       </w:tcPr>
     </w:tblStylePr>
   </w:style>
-  <w:style w:type="table" w:styleId="756">
+  <w:style w:type="table" w:styleId="799">
     <w:name w:val="Grid Table 3 - Accent 3"/>
-    <w:basedOn w:val="877"/>
+    <w:basedOn w:val="920"/>
     <w:uiPriority w:val="99"/>
     <w:pPr>
       <w:pBdr/>
@@ -7538,9 +7673,9 @@
       </w:tcPr>
     </w:tblStylePr>
   </w:style>
-  <w:style w:type="table" w:styleId="757">
+  <w:style w:type="table" w:styleId="800">
     <w:name w:val="Grid Table 3 - Accent 4"/>
-    <w:basedOn w:val="877"/>
+    <w:basedOn w:val="920"/>
     <w:uiPriority w:val="99"/>
     <w:pPr>
       <w:pBdr/>
@@ -7783,9 +7918,9 @@
       </w:tcPr>
     </w:tblStylePr>
   </w:style>
-  <w:style w:type="table" w:styleId="758">
+  <w:style w:type="table" w:styleId="801">
     <w:name w:val="Grid Table 3 - Accent 5"/>
-    <w:basedOn w:val="877"/>
+    <w:basedOn w:val="920"/>
     <w:uiPriority w:val="99"/>
     <w:pPr>
       <w:pBdr/>
@@ -8028,9 +8163,9 @@
       </w:tcPr>
     </w:tblStylePr>
   </w:style>
-  <w:style w:type="table" w:styleId="759">
+  <w:style w:type="table" w:styleId="802">
     <w:name w:val="Grid Table 3 - Accent 6"/>
-    <w:basedOn w:val="877"/>
+    <w:basedOn w:val="920"/>
     <w:uiPriority w:val="99"/>
     <w:pPr>
       <w:pBdr/>
@@ -8273,9 +8408,9 @@
       </w:tcPr>
     </w:tblStylePr>
   </w:style>
-  <w:style w:type="table" w:styleId="760">
+  <w:style w:type="table" w:styleId="803">
     <w:name w:val="Grid Table 4"/>
-    <w:basedOn w:val="877"/>
+    <w:basedOn w:val="920"/>
     <w:uiPriority w:val="59"/>
     <w:pPr>
       <w:pBdr/>
@@ -8506,9 +8641,9 @@
       </w:tcPr>
     </w:tblStylePr>
   </w:style>
-  <w:style w:type="table" w:styleId="761">
+  <w:style w:type="table" w:styleId="804">
     <w:name w:val="Grid Table 4 - Accent 1"/>
-    <w:basedOn w:val="877"/>
+    <w:basedOn w:val="920"/>
     <w:uiPriority w:val="59"/>
     <w:pPr>
       <w:pBdr/>
@@ -8739,9 +8874,9 @@
       </w:tcPr>
     </w:tblStylePr>
   </w:style>
-  <w:style w:type="table" w:styleId="762">
+  <w:style w:type="table" w:styleId="805">
     <w:name w:val="Grid Table 4 - Accent 2"/>
-    <w:basedOn w:val="877"/>
+    <w:basedOn w:val="920"/>
     <w:uiPriority w:val="59"/>
     <w:pPr>
       <w:pBdr/>
@@ -8972,9 +9107,9 @@
       </w:tcPr>
     </w:tblStylePr>
   </w:style>
-  <w:style w:type="table" w:styleId="763">
+  <w:style w:type="table" w:styleId="806">
     <w:name w:val="Grid Table 4 - Accent 3"/>
-    <w:basedOn w:val="877"/>
+    <w:basedOn w:val="920"/>
     <w:uiPriority w:val="59"/>
     <w:pPr>
       <w:pBdr/>
@@ -9205,9 +9340,9 @@
       </w:tcPr>
     </w:tblStylePr>
   </w:style>
-  <w:style w:type="table" w:styleId="764">
+  <w:style w:type="table" w:styleId="807">
     <w:name w:val="Grid Table 4 - Accent 4"/>
-    <w:basedOn w:val="877"/>
+    <w:basedOn w:val="920"/>
     <w:uiPriority w:val="59"/>
     <w:pPr>
       <w:pBdr/>
@@ -9438,9 +9573,9 @@
       </w:tcPr>
     </w:tblStylePr>
   </w:style>
-  <w:style w:type="table" w:styleId="765">
+  <w:style w:type="table" w:styleId="808">
     <w:name w:val="Grid Table 4 - Accent 5"/>
-    <w:basedOn w:val="877"/>
+    <w:basedOn w:val="920"/>
     <w:uiPriority w:val="59"/>
     <w:pPr>
       <w:pBdr/>
@@ -9671,9 +9806,9 @@
       </w:tcPr>
     </w:tblStylePr>
   </w:style>
-  <w:style w:type="table" w:styleId="766">
+  <w:style w:type="table" w:styleId="809">
     <w:name w:val="Grid Table 4 - Accent 6"/>
-    <w:basedOn w:val="877"/>
+    <w:basedOn w:val="920"/>
     <w:uiPriority w:val="59"/>
     <w:pPr>
       <w:pBdr/>
@@ -9904,9 +10039,9 @@
       </w:tcPr>
     </w:tblStylePr>
   </w:style>
-  <w:style w:type="table" w:styleId="767">
+  <w:style w:type="table" w:styleId="810">
     <w:name w:val="Grid Table 5 Dark"/>
-    <w:basedOn w:val="877"/>
+    <w:basedOn w:val="920"/>
     <w:uiPriority w:val="99"/>
     <w:pPr>
       <w:pBdr/>
@@ -10132,9 +10267,9 @@
       </w:tcPr>
     </w:tblStylePr>
   </w:style>
-  <w:style w:type="table" w:styleId="768">
+  <w:style w:type="table" w:styleId="811">
     <w:name w:val="Grid Table 5 Dark- Accent 1"/>
-    <w:basedOn w:val="877"/>
+    <w:basedOn w:val="920"/>
     <w:uiPriority w:val="99"/>
     <w:pPr>
       <w:pBdr/>
@@ -10360,9 +10495,9 @@
       </w:tcPr>
     </w:tblStylePr>
   </w:style>
-  <w:style w:type="table" w:styleId="769">
+  <w:style w:type="table" w:styleId="812">
     <w:name w:val="Grid Table 5 Dark - Accent 2"/>
-    <w:basedOn w:val="877"/>
+    <w:basedOn w:val="920"/>
     <w:uiPriority w:val="99"/>
     <w:pPr>
       <w:pBdr/>
@@ -10588,9 +10723,9 @@
       </w:tcPr>
     </w:tblStylePr>
   </w:style>
-  <w:style w:type="table" w:styleId="770">
+  <w:style w:type="table" w:styleId="813">
     <w:name w:val="Grid Table 5 Dark - Accent 3"/>
-    <w:basedOn w:val="877"/>
+    <w:basedOn w:val="920"/>
     <w:uiPriority w:val="99"/>
     <w:pPr>
       <w:pBdr/>
@@ -10816,9 +10951,9 @@
       </w:tcPr>
     </w:tblStylePr>
   </w:style>
-  <w:style w:type="table" w:styleId="771">
+  <w:style w:type="table" w:styleId="814">
     <w:name w:val="Grid Table 5 Dark- Accent 4"/>
-    <w:basedOn w:val="877"/>
+    <w:basedOn w:val="920"/>
     <w:uiPriority w:val="99"/>
     <w:pPr>
       <w:pBdr/>
@@ -11044,9 +11179,9 @@
       </w:tcPr>
     </w:tblStylePr>
   </w:style>
-  <w:style w:type="table" w:styleId="772">
+  <w:style w:type="table" w:styleId="815">
     <w:name w:val="Grid Table 5 Dark - Accent 5"/>
-    <w:basedOn w:val="877"/>
+    <w:basedOn w:val="920"/>
     <w:uiPriority w:val="99"/>
     <w:pPr>
       <w:pBdr/>
@@ -11272,9 +11407,9 @@
       </w:tcPr>
     </w:tblStylePr>
   </w:style>
-  <w:style w:type="table" w:styleId="773">
+  <w:style w:type="table" w:styleId="816">
     <w:name w:val="Grid Table 5 Dark - Accent 6"/>
-    <w:basedOn w:val="877"/>
+    <w:basedOn w:val="920"/>
     <w:uiPriority w:val="99"/>
     <w:pPr>
       <w:pBdr/>
@@ -11500,9 +11635,9 @@
       </w:tcPr>
     </w:tblStylePr>
   </w:style>
-  <w:style w:type="table" w:styleId="774">
+  <w:style w:type="table" w:styleId="817">
     <w:name w:val="Grid Table 6 Colorful"/>
-    <w:basedOn w:val="877"/>
+    <w:basedOn w:val="920"/>
     <w:uiPriority w:val="99"/>
     <w:pPr>
       <w:pBdr/>
@@ -11730,9 +11865,9 @@
       </w:tcPr>
     </w:tblStylePr>
   </w:style>
-  <w:style w:type="table" w:styleId="775">
+  <w:style w:type="table" w:styleId="818">
     <w:name w:val="Grid Table 6 Colorful - Accent 1"/>
-    <w:basedOn w:val="877"/>
+    <w:basedOn w:val="920"/>
     <w:uiPriority w:val="99"/>
     <w:pPr>
       <w:pBdr/>
@@ -11960,9 +12095,9 @@
       </w:tcPr>
     </w:tblStylePr>
   </w:style>
-  <w:style w:type="table" w:styleId="776">
+  <w:style w:type="table" w:styleId="819">
     <w:name w:val="Grid Table 6 Colorful - Accent 2"/>
-    <w:basedOn w:val="877"/>
+    <w:basedOn w:val="920"/>
     <w:uiPriority w:val="99"/>
     <w:pPr>
       <w:pBdr/>
@@ -12190,9 +12325,9 @@
       </w:tcPr>
     </w:tblStylePr>
   </w:style>
-  <w:style w:type="table" w:styleId="777">
+  <w:style w:type="table" w:styleId="820">
     <w:name w:val="Grid Table 6 Colorful - Accent 3"/>
-    <w:basedOn w:val="877"/>
+    <w:basedOn w:val="920"/>
     <w:uiPriority w:val="99"/>
     <w:pPr>
       <w:pBdr/>
@@ -12420,9 +12555,9 @@
       </w:tcPr>
     </w:tblStylePr>
   </w:style>
-  <w:style w:type="table" w:styleId="778">
+  <w:style w:type="table" w:styleId="821">
     <w:name w:val="Grid Table 6 Colorful - Accent 4"/>
-    <w:basedOn w:val="877"/>
+    <w:basedOn w:val="920"/>
     <w:uiPriority w:val="99"/>
     <w:pPr>
       <w:pBdr/>
@@ -12650,9 +12785,9 @@
       </w:tcPr>
     </w:tblStylePr>
   </w:style>
-  <w:style w:type="table" w:styleId="779">
+  <w:style w:type="table" w:styleId="822">
     <w:name w:val="Grid Table 6 Colorful - Accent 5"/>
-    <w:basedOn w:val="877"/>
+    <w:basedOn w:val="920"/>
     <w:uiPriority w:val="99"/>
     <w:pPr>
       <w:pBdr/>
@@ -12880,9 +13015,9 @@
       </w:tcPr>
     </w:tblStylePr>
   </w:style>
-  <w:style w:type="table" w:styleId="780">
+  <w:style w:type="table" w:styleId="823">
     <w:name w:val="Grid Table 6 Colorful - Accent 6"/>
-    <w:basedOn w:val="877"/>
+    <w:basedOn w:val="920"/>
     <w:uiPriority w:val="99"/>
     <w:pPr>
       <w:pBdr/>
@@ -13110,9 +13245,9 @@
       </w:tcPr>
     </w:tblStylePr>
   </w:style>
-  <w:style w:type="table" w:styleId="781">
+  <w:style w:type="table" w:styleId="824">
     <w:name w:val="Grid Table 7 Colorful"/>
-    <w:basedOn w:val="877"/>
+    <w:basedOn w:val="920"/>
     <w:uiPriority w:val="99"/>
     <w:pPr>
       <w:pBdr/>
@@ -13364,9 +13499,9 @@
       </w:tcPr>
     </w:tblStylePr>
   </w:style>
-  <w:style w:type="table" w:styleId="782">
+  <w:style w:type="table" w:styleId="825">
     <w:name w:val="Grid Table 7 Colorful - Accent 1"/>
-    <w:basedOn w:val="877"/>
+    <w:basedOn w:val="920"/>
     <w:uiPriority w:val="99"/>
     <w:pPr>
       <w:pBdr/>
@@ -13618,9 +13753,9 @@
       </w:tcPr>
     </w:tblStylePr>
   </w:style>
-  <w:style w:type="table" w:styleId="783">
+  <w:style w:type="table" w:styleId="826">
     <w:name w:val="Grid Table 7 Colorful - Accent 2"/>
-    <w:basedOn w:val="877"/>
+    <w:basedOn w:val="920"/>
     <w:uiPriority w:val="99"/>
     <w:pPr>
       <w:pBdr/>
@@ -13872,9 +14007,9 @@
       </w:tcPr>
     </w:tblStylePr>
   </w:style>
-  <w:style w:type="table" w:styleId="784">
+  <w:style w:type="table" w:styleId="827">
     <w:name w:val="Grid Table 7 Colorful - Accent 3"/>
-    <w:basedOn w:val="877"/>
+    <w:basedOn w:val="920"/>
     <w:uiPriority w:val="99"/>
     <w:pPr>
       <w:pBdr/>
@@ -14126,9 +14261,9 @@
       </w:tcPr>
     </w:tblStylePr>
   </w:style>
-  <w:style w:type="table" w:styleId="785">
+  <w:style w:type="table" w:styleId="828">
     <w:name w:val="Grid Table 7 Colorful - Accent 4"/>
-    <w:basedOn w:val="877"/>
+    <w:basedOn w:val="920"/>
     <w:uiPriority w:val="99"/>
     <w:pPr>
       <w:pBdr/>
@@ -14380,9 +14515,9 @@
       </w:tcPr>
     </w:tblStylePr>
   </w:style>
-  <w:style w:type="table" w:styleId="786">
+  <w:style w:type="table" w:styleId="829">
     <w:name w:val="Grid Table 7 Colorful - Accent 5"/>
-    <w:basedOn w:val="877"/>
+    <w:basedOn w:val="920"/>
     <w:uiPriority w:val="99"/>
     <w:pPr>
       <w:pBdr/>
@@ -14634,9 +14769,9 @@
       </w:tcPr>
     </w:tblStylePr>
   </w:style>
-  <w:style w:type="table" w:styleId="787">
+  <w:style w:type="table" w:styleId="830">
     <w:name w:val="Grid Table 7 Colorful - Accent 6"/>
-    <w:basedOn w:val="877"/>
+    <w:basedOn w:val="920"/>
     <w:uiPriority w:val="99"/>
     <w:pPr>
       <w:pBdr/>
@@ -14888,9 +15023,9 @@
       </w:tcPr>
     </w:tblStylePr>
   </w:style>
-  <w:style w:type="table" w:styleId="788">
+  <w:style w:type="table" w:styleId="831">
     <w:name w:val="List Table 1 Light"/>
-    <w:basedOn w:val="877"/>
+    <w:basedOn w:val="920"/>
     <w:uiPriority w:val="99"/>
     <w:pPr>
       <w:pBdr/>
@@ -15104,9 +15239,9 @@
       </w:tcPr>
     </w:tblStylePr>
   </w:style>
-  <w:style w:type="table" w:styleId="789">
+  <w:style w:type="table" w:styleId="832">
     <w:name w:val="List Table 1 Light - Accent 1"/>
-    <w:basedOn w:val="877"/>
+    <w:basedOn w:val="920"/>
     <w:uiPriority w:val="99"/>
     <w:pPr>
       <w:pBdr/>
@@ -15320,9 +15455,9 @@
       </w:tcPr>
     </w:tblStylePr>
   </w:style>
-  <w:style w:type="table" w:styleId="790">
+  <w:style w:type="table" w:styleId="833">
     <w:name w:val="List Table 1 Light - Accent 2"/>
-    <w:basedOn w:val="877"/>
+    <w:basedOn w:val="920"/>
     <w:uiPriority w:val="99"/>
     <w:pPr>
       <w:pBdr/>
@@ -15536,9 +15671,9 @@
       </w:tcPr>
     </w:tblStylePr>
   </w:style>
-  <w:style w:type="table" w:styleId="791">
+  <w:style w:type="table" w:styleId="834">
     <w:name w:val="List Table 1 Light - Accent 3"/>
-    <w:basedOn w:val="877"/>
+    <w:basedOn w:val="920"/>
     <w:uiPriority w:val="99"/>
     <w:pPr>
       <w:pBdr/>
@@ -15752,9 +15887,9 @@
       </w:tcPr>
     </w:tblStylePr>
   </w:style>
-  <w:style w:type="table" w:styleId="792">
+  <w:style w:type="table" w:styleId="835">
     <w:name w:val="List Table 1 Light - Accent 4"/>
-    <w:basedOn w:val="877"/>
+    <w:basedOn w:val="920"/>
     <w:uiPriority w:val="99"/>
     <w:pPr>
       <w:pBdr/>
@@ -15968,9 +16103,9 @@
       </w:tcPr>
     </w:tblStylePr>
   </w:style>
-  <w:style w:type="table" w:styleId="793">
+  <w:style w:type="table" w:styleId="836">
     <w:name w:val="List Table 1 Light - Accent 5"/>
-    <w:basedOn w:val="877"/>
+    <w:basedOn w:val="920"/>
     <w:uiPriority w:val="99"/>
     <w:pPr>
       <w:pBdr/>
@@ -16184,9 +16319,9 @@
       </w:tcPr>
     </w:tblStylePr>
   </w:style>
-  <w:style w:type="table" w:styleId="794">
+  <w:style w:type="table" w:styleId="837">
     <w:name w:val="List Table 1 Light - Accent 6"/>
-    <w:basedOn w:val="877"/>
+    <w:basedOn w:val="920"/>
     <w:uiPriority w:val="99"/>
     <w:pPr>
       <w:pBdr/>
@@ -16400,9 +16535,9 @@
       </w:tcPr>
     </w:tblStylePr>
   </w:style>
-  <w:style w:type="table" w:styleId="795">
+  <w:style w:type="table" w:styleId="838">
     <w:name w:val="List Table 2"/>
-    <w:basedOn w:val="877"/>
+    <w:basedOn w:val="920"/>
     <w:uiPriority w:val="99"/>
     <w:pPr>
       <w:pBdr/>
@@ -16638,9 +16773,9 @@
       </w:tcPr>
     </w:tblStylePr>
   </w:style>
-  <w:style w:type="table" w:styleId="796">
+  <w:style w:type="table" w:styleId="839">
     <w:name w:val="List Table 2 - Accent 1"/>
-    <w:basedOn w:val="877"/>
+    <w:basedOn w:val="920"/>
     <w:uiPriority w:val="99"/>
     <w:pPr>
       <w:pBdr/>
@@ -16876,9 +17011,9 @@
       </w:tcPr>
     </w:tblStylePr>
   </w:style>
-  <w:style w:type="table" w:styleId="797">
+  <w:style w:type="table" w:styleId="840">
     <w:name w:val="List Table 2 - Accent 2"/>
-    <w:basedOn w:val="877"/>
+    <w:basedOn w:val="920"/>
     <w:uiPriority w:val="99"/>
     <w:pPr>
       <w:pBdr/>
@@ -17114,9 +17249,9 @@
       </w:tcPr>
     </w:tblStylePr>
   </w:style>
-  <w:style w:type="table" w:styleId="798">
+  <w:style w:type="table" w:styleId="841">
     <w:name w:val="List Table 2 - Accent 3"/>
-    <w:basedOn w:val="877"/>
+    <w:basedOn w:val="920"/>
     <w:uiPriority w:val="99"/>
     <w:pPr>
       <w:pBdr/>
@@ -17352,9 +17487,9 @@
       </w:tcPr>
     </w:tblStylePr>
   </w:style>
-  <w:style w:type="table" w:styleId="799">
+  <w:style w:type="table" w:styleId="842">
     <w:name w:val="List Table 2 - Accent 4"/>
-    <w:basedOn w:val="877"/>
+    <w:basedOn w:val="920"/>
     <w:uiPriority w:val="99"/>
     <w:pPr>
       <w:pBdr/>
@@ -17590,9 +17725,9 @@
       </w:tcPr>
     </w:tblStylePr>
   </w:style>
-  <w:style w:type="table" w:styleId="800">
+  <w:style w:type="table" w:styleId="843">
     <w:name w:val="List Table 2 - Accent 5"/>
-    <w:basedOn w:val="877"/>
+    <w:basedOn w:val="920"/>
     <w:uiPriority w:val="99"/>
     <w:pPr>
       <w:pBdr/>
@@ -17828,9 +17963,9 @@
       </w:tcPr>
     </w:tblStylePr>
   </w:style>
-  <w:style w:type="table" w:styleId="801">
+  <w:style w:type="table" w:styleId="844">
     <w:name w:val="List Table 2 - Accent 6"/>
-    <w:basedOn w:val="877"/>
+    <w:basedOn w:val="920"/>
     <w:uiPriority w:val="99"/>
     <w:pPr>
       <w:pBdr/>
@@ -18066,9 +18201,9 @@
       </w:tcPr>
     </w:tblStylePr>
   </w:style>
-  <w:style w:type="table" w:styleId="802">
+  <w:style w:type="table" w:styleId="845">
     <w:name w:val="List Table 3"/>
-    <w:basedOn w:val="877"/>
+    <w:basedOn w:val="920"/>
     <w:uiPriority w:val="99"/>
     <w:pPr>
       <w:pBdr/>
@@ -18294,9 +18429,9 @@
       </w:tcPr>
     </w:tblStylePr>
   </w:style>
-  <w:style w:type="table" w:styleId="803">
+  <w:style w:type="table" w:styleId="846">
     <w:name w:val="List Table 3 - Accent 1"/>
-    <w:basedOn w:val="877"/>
+    <w:basedOn w:val="920"/>
     <w:uiPriority w:val="99"/>
     <w:pPr>
       <w:pBdr/>
@@ -18522,9 +18657,9 @@
       </w:tcPr>
     </w:tblStylePr>
   </w:style>
-  <w:style w:type="table" w:styleId="804">
+  <w:style w:type="table" w:styleId="847">
     <w:name w:val="List Table 3 - Accent 2"/>
-    <w:basedOn w:val="877"/>
+    <w:basedOn w:val="920"/>
     <w:uiPriority w:val="99"/>
     <w:pPr>
       <w:pBdr/>
@@ -18750,9 +18885,9 @@
       </w:tcPr>
     </w:tblStylePr>
   </w:style>
-  <w:style w:type="table" w:styleId="805">
+  <w:style w:type="table" w:styleId="848">
     <w:name w:val="List Table 3 - Accent 3"/>
-    <w:basedOn w:val="877"/>
+    <w:basedOn w:val="920"/>
     <w:uiPriority w:val="99"/>
     <w:pPr>
       <w:pBdr/>
@@ -18978,9 +19113,9 @@
       </w:tcPr>
     </w:tblStylePr>
   </w:style>
-  <w:style w:type="table" w:styleId="806">
+  <w:style w:type="table" w:styleId="849">
     <w:name w:val="List Table 3 - Accent 4"/>
-    <w:basedOn w:val="877"/>
+    <w:basedOn w:val="920"/>
     <w:uiPriority w:val="99"/>
     <w:pPr>
       <w:pBdr/>
@@ -19206,9 +19341,9 @@
       </w:tcPr>
     </w:tblStylePr>
   </w:style>
-  <w:style w:type="table" w:styleId="807">
+  <w:style w:type="table" w:styleId="850">
     <w:name w:val="List Table 3 - Accent 5"/>
-    <w:basedOn w:val="877"/>
+    <w:basedOn w:val="920"/>
     <w:uiPriority w:val="99"/>
     <w:pPr>
       <w:pBdr/>
@@ -19434,9 +19569,9 @@
       </w:tcPr>
     </w:tblStylePr>
   </w:style>
-  <w:style w:type="table" w:styleId="808">
+  <w:style w:type="table" w:styleId="851">
     <w:name w:val="List Table 3 - Accent 6"/>
-    <w:basedOn w:val="877"/>
+    <w:basedOn w:val="920"/>
     <w:uiPriority w:val="99"/>
     <w:pPr>
       <w:pBdr/>
@@ -19662,9 +19797,9 @@
       </w:tcPr>
     </w:tblStylePr>
   </w:style>
-  <w:style w:type="table" w:styleId="809">
+  <w:style w:type="table" w:styleId="852">
     <w:name w:val="List Table 4"/>
-    <w:basedOn w:val="877"/>
+    <w:basedOn w:val="920"/>
     <w:uiPriority w:val="99"/>
     <w:pPr>
       <w:pBdr/>
@@ -19887,9 +20022,9 @@
       </w:tcPr>
     </w:tblStylePr>
   </w:style>
-  <w:style w:type="table" w:styleId="810">
+  <w:style w:type="table" w:styleId="853">
     <w:name w:val="List Table 4 - Accent 1"/>
-    <w:basedOn w:val="877"/>
+    <w:basedOn w:val="920"/>
     <w:uiPriority w:val="99"/>
     <w:pPr>
       <w:pBdr/>
@@ -20112,9 +20247,9 @@
       </w:tcPr>
     </w:tblStylePr>
   </w:style>
-  <w:style w:type="table" w:styleId="811">
+  <w:style w:type="table" w:styleId="854">
     <w:name w:val="List Table 4 - Accent 2"/>
-    <w:basedOn w:val="877"/>
+    <w:basedOn w:val="920"/>
     <w:uiPriority w:val="99"/>
     <w:pPr>
       <w:pBdr/>
@@ -20337,9 +20472,9 @@
       </w:tcPr>
     </w:tblStylePr>
   </w:style>
-  <w:style w:type="table" w:styleId="812">
+  <w:style w:type="table" w:styleId="855">
     <w:name w:val="List Table 4 - Accent 3"/>
-    <w:basedOn w:val="877"/>
+    <w:basedOn w:val="920"/>
     <w:uiPriority w:val="99"/>
     <w:pPr>
       <w:pBdr/>
@@ -20562,9 +20697,9 @@
       </w:tcPr>
     </w:tblStylePr>
   </w:style>
-  <w:style w:type="table" w:styleId="813">
+  <w:style w:type="table" w:styleId="856">
     <w:name w:val="List Table 4 - Accent 4"/>
-    <w:basedOn w:val="877"/>
+    <w:basedOn w:val="920"/>
     <w:uiPriority w:val="99"/>
     <w:pPr>
       <w:pBdr/>
@@ -20787,9 +20922,9 @@
       </w:tcPr>
     </w:tblStylePr>
   </w:style>
-  <w:style w:type="table" w:styleId="814">
+  <w:style w:type="table" w:styleId="857">
     <w:name w:val="List Table 4 - Accent 5"/>
-    <w:basedOn w:val="877"/>
+    <w:basedOn w:val="920"/>
     <w:uiPriority w:val="99"/>
     <w:pPr>
       <w:pBdr/>
@@ -21012,9 +21147,9 @@
       </w:tcPr>
     </w:tblStylePr>
   </w:style>
-  <w:style w:type="table" w:styleId="815">
+  <w:style w:type="table" w:styleId="858">
     <w:name w:val="List Table 4 - Accent 6"/>
-    <w:basedOn w:val="877"/>
+    <w:basedOn w:val="920"/>
     <w:uiPriority w:val="99"/>
     <w:pPr>
       <w:pBdr/>
@@ -21237,9 +21372,9 @@
       </w:tcPr>
     </w:tblStylePr>
   </w:style>
-  <w:style w:type="table" w:styleId="816">
+  <w:style w:type="table" w:styleId="859">
     <w:name w:val="List Table 5 Dark"/>
-    <w:basedOn w:val="877"/>
+    <w:basedOn w:val="920"/>
     <w:uiPriority w:val="99"/>
     <w:pPr>
       <w:pBdr/>
@@ -21479,9 +21614,9 @@
       </w:tcPr>
     </w:tblStylePr>
   </w:style>
-  <w:style w:type="table" w:styleId="817">
+  <w:style w:type="table" w:styleId="860">
     <w:name w:val="List Table 5 Dark - Accent 1"/>
-    <w:basedOn w:val="877"/>
+    <w:basedOn w:val="920"/>
     <w:uiPriority w:val="99"/>
     <w:pPr>
       <w:pBdr/>
@@ -21721,9 +21856,9 @@
       </w:tcPr>
     </w:tblStylePr>
   </w:style>
-  <w:style w:type="table" w:styleId="818">
+  <w:style w:type="table" w:styleId="861">
     <w:name w:val="List Table 5 Dark - Accent 2"/>
-    <w:basedOn w:val="877"/>
+    <w:basedOn w:val="920"/>
     <w:uiPriority w:val="99"/>
     <w:pPr>
       <w:pBdr/>
@@ -21963,9 +22098,9 @@
       </w:tcPr>
     </w:tblStylePr>
   </w:style>
-  <w:style w:type="table" w:styleId="819">
+  <w:style w:type="table" w:styleId="862">
     <w:name w:val="List Table 5 Dark - Accent 3"/>
-    <w:basedOn w:val="877"/>
+    <w:basedOn w:val="920"/>
     <w:uiPriority w:val="99"/>
     <w:pPr>
       <w:pBdr/>
@@ -22205,9 +22340,9 @@
       </w:tcPr>
     </w:tblStylePr>
   </w:style>
-  <w:style w:type="table" w:styleId="820">
+  <w:style w:type="table" w:styleId="863">
     <w:name w:val="List Table 5 Dark - Accent 4"/>
-    <w:basedOn w:val="877"/>
+    <w:basedOn w:val="920"/>
     <w:uiPriority w:val="99"/>
     <w:pPr>
       <w:pBdr/>
@@ -22447,9 +22582,9 @@
       </w:tcPr>
     </w:tblStylePr>
   </w:style>
-  <w:style w:type="table" w:styleId="821">
+  <w:style w:type="table" w:styleId="864">
     <w:name w:val="List Table 5 Dark - Accent 5"/>
-    <w:basedOn w:val="877"/>
+    <w:basedOn w:val="920"/>
     <w:uiPriority w:val="99"/>
     <w:pPr>
       <w:pBdr/>
@@ -22689,9 +22824,9 @@
       </w:tcPr>
     </w:tblStylePr>
   </w:style>
-  <w:style w:type="table" w:styleId="822">
+  <w:style w:type="table" w:styleId="865">
     <w:name w:val="List Table 5 Dark - Accent 6"/>
-    <w:basedOn w:val="877"/>
+    <w:basedOn w:val="920"/>
     <w:uiPriority w:val="99"/>
     <w:pPr>
       <w:pBdr/>
@@ -22931,9 +23066,9 @@
       </w:tcPr>
     </w:tblStylePr>
   </w:style>
-  <w:style w:type="table" w:styleId="823">
+  <w:style w:type="table" w:styleId="866">
     <w:name w:val="List Table 6 Colorful"/>
-    <w:basedOn w:val="877"/>
+    <w:basedOn w:val="920"/>
     <w:uiPriority w:val="99"/>
     <w:pPr>
       <w:pBdr/>
@@ -23154,9 +23289,9 @@
       </w:tcPr>
     </w:tblStylePr>
   </w:style>
-  <w:style w:type="table" w:styleId="824">
+  <w:style w:type="table" w:styleId="867">
     <w:name w:val="List Table 6 Colorful - Accent 1"/>
-    <w:basedOn w:val="877"/>
+    <w:basedOn w:val="920"/>
     <w:uiPriority w:val="99"/>
     <w:pPr>
       <w:pBdr/>
@@ -23377,9 +23512,9 @@
       </w:tcPr>
     </w:tblStylePr>
   </w:style>
-  <w:style w:type="table" w:styleId="825">
+  <w:style w:type="table" w:styleId="868">
     <w:name w:val="List Table 6 Colorful - Accent 2"/>
-    <w:basedOn w:val="877"/>
+    <w:basedOn w:val="920"/>
     <w:uiPriority w:val="99"/>
     <w:pPr>
       <w:pBdr/>
@@ -23600,9 +23735,9 @@
       </w:tcPr>
     </w:tblStylePr>
   </w:style>
-  <w:style w:type="table" w:styleId="826">
+  <w:style w:type="table" w:styleId="869">
     <w:name w:val="List Table 6 Colorful - Accent 3"/>
-    <w:basedOn w:val="877"/>
+    <w:basedOn w:val="920"/>
     <w:uiPriority w:val="99"/>
     <w:pPr>
       <w:pBdr/>
@@ -23823,9 +23958,9 @@
       </w:tcPr>
     </w:tblStylePr>
   </w:style>
-  <w:style w:type="table" w:styleId="827">
+  <w:style w:type="table" w:styleId="870">
     <w:name w:val="List Table 6 Colorful - Accent 4"/>
-    <w:basedOn w:val="877"/>
+    <w:basedOn w:val="920"/>
     <w:uiPriority w:val="99"/>
     <w:pPr>
       <w:pBdr/>
@@ -24046,9 +24181,9 @@
       </w:tcPr>
     </w:tblStylePr>
   </w:style>
-  <w:style w:type="table" w:styleId="828">
+  <w:style w:type="table" w:styleId="871">
     <w:name w:val="List Table 6 Colorful - Accent 5"/>
-    <w:basedOn w:val="877"/>
+    <w:basedOn w:val="920"/>
     <w:uiPriority w:val="99"/>
     <w:pPr>
       <w:pBdr/>
@@ -24269,9 +24404,9 @@
       </w:tcPr>
     </w:tblStylePr>
   </w:style>
-  <w:style w:type="table" w:styleId="829">
+  <w:style w:type="table" w:styleId="872">
     <w:name w:val="List Table 6 Colorful - Accent 6"/>
-    <w:basedOn w:val="877"/>
+    <w:basedOn w:val="920"/>
     <w:uiPriority w:val="99"/>
     <w:pPr>
       <w:pBdr/>
@@ -24492,9 +24627,9 @@
       </w:tcPr>
     </w:tblStylePr>
   </w:style>
-  <w:style w:type="table" w:styleId="830">
+  <w:style w:type="table" w:styleId="873">
     <w:name w:val="List Table 7 Colorful"/>
-    <w:basedOn w:val="877"/>
+    <w:basedOn w:val="920"/>
     <w:uiPriority w:val="99"/>
     <w:pPr>
       <w:pBdr/>
@@ -24748,9 +24883,9 @@
       </w:tcPr>
     </w:tblStylePr>
   </w:style>
-  <w:style w:type="table" w:styleId="831">
+  <w:style w:type="table" w:styleId="874">
     <w:name w:val="List Table 7 Colorful - Accent 1"/>
-    <w:basedOn w:val="877"/>
+    <w:basedOn w:val="920"/>
     <w:uiPriority w:val="99"/>
     <w:pPr>
       <w:pBdr/>
@@ -25004,9 +25139,9 @@
       </w:tcPr>
     </w:tblStylePr>
   </w:style>
-  <w:style w:type="table" w:styleId="832">
+  <w:style w:type="table" w:styleId="875">
     <w:name w:val="List Table 7 Colorful - Accent 2"/>
-    <w:basedOn w:val="877"/>
+    <w:basedOn w:val="920"/>
     <w:uiPriority w:val="99"/>
     <w:pPr>
       <w:pBdr/>
@@ -25260,9 +25395,9 @@
       </w:tcPr>
     </w:tblStylePr>
   </w:style>
-  <w:style w:type="table" w:styleId="833">
+  <w:style w:type="table" w:styleId="876">
     <w:name w:val="List Table 7 Colorful - Accent 3"/>
-    <w:basedOn w:val="877"/>
+    <w:basedOn w:val="920"/>
     <w:uiPriority w:val="99"/>
     <w:pPr>
       <w:pBdr/>
@@ -25516,9 +25651,9 @@
       </w:tcPr>
     </w:tblStylePr>
   </w:style>
-  <w:style w:type="table" w:styleId="834">
+  <w:style w:type="table" w:styleId="877">
     <w:name w:val="List Table 7 Colorful - Accent 4"/>
-    <w:basedOn w:val="877"/>
+    <w:basedOn w:val="920"/>
     <w:uiPriority w:val="99"/>
     <w:pPr>
       <w:pBdr/>
@@ -25772,9 +25907,9 @@
       </w:tcPr>
     </w:tblStylePr>
   </w:style>
-  <w:style w:type="table" w:styleId="835">
+  <w:style w:type="table" w:styleId="878">
     <w:name w:val="List Table 7 Colorful - Accent 5"/>
-    <w:basedOn w:val="877"/>
+    <w:basedOn w:val="920"/>
     <w:uiPriority w:val="99"/>
     <w:pPr>
       <w:pBdr/>
@@ -26028,9 +26163,9 @@
       </w:tcPr>
     </w:tblStylePr>
   </w:style>
-  <w:style w:type="table" w:styleId="836">
+  <w:style w:type="table" w:styleId="879">
     <w:name w:val="List Table 7 Colorful - Accent 6"/>
-    <w:basedOn w:val="877"/>
+    <w:basedOn w:val="920"/>
     <w:uiPriority w:val="99"/>
     <w:pPr>
       <w:pBdr/>
@@ -26284,9 +26419,9 @@
       </w:tcPr>
     </w:tblStylePr>
   </w:style>
-  <w:style w:type="table" w:styleId="837">
+  <w:style w:type="table" w:styleId="880">
     <w:name w:val="Lined - Accent"/>
-    <w:basedOn w:val="877"/>
+    <w:basedOn w:val="920"/>
     <w:uiPriority w:val="99"/>
     <w:pPr>
       <w:pBdr/>
@@ -26521,9 +26656,9 @@
       </w:tcPr>
     </w:tblStylePr>
   </w:style>
-  <w:style w:type="table" w:styleId="838">
+  <w:style w:type="table" w:styleId="881">
     <w:name w:val="Lined - Accent 1"/>
-    <w:basedOn w:val="877"/>
+    <w:basedOn w:val="920"/>
     <w:uiPriority w:val="99"/>
     <w:pPr>
       <w:pBdr/>
@@ -26758,9 +26893,9 @@
       </w:tcPr>
     </w:tblStylePr>
   </w:style>
-  <w:style w:type="table" w:styleId="839">
+  <w:style w:type="table" w:styleId="882">
     <w:name w:val="Lined - Accent 2"/>
-    <w:basedOn w:val="877"/>
+    <w:basedOn w:val="920"/>
     <w:uiPriority w:val="99"/>
     <w:pPr>
       <w:pBdr/>
@@ -26995,9 +27130,9 @@
       </w:tcPr>
     </w:tblStylePr>
   </w:style>
-  <w:style w:type="table" w:styleId="840">
+  <w:style w:type="table" w:styleId="883">
     <w:name w:val="Lined - Accent 3"/>
-    <w:basedOn w:val="877"/>
+    <w:basedOn w:val="920"/>
     <w:uiPriority w:val="99"/>
     <w:pPr>
       <w:pBdr/>
@@ -27232,9 +27367,9 @@
       </w:tcPr>
     </w:tblStylePr>
   </w:style>
-  <w:style w:type="table" w:styleId="841">
+  <w:style w:type="table" w:styleId="884">
     <w:name w:val="Lined - Accent 4"/>
-    <w:basedOn w:val="877"/>
+    <w:basedOn w:val="920"/>
     <w:uiPriority w:val="99"/>
     <w:pPr>
       <w:pBdr/>
@@ -27469,9 +27604,9 @@
       </w:tcPr>
     </w:tblStylePr>
   </w:style>
-  <w:style w:type="table" w:styleId="842">
+  <w:style w:type="table" w:styleId="885">
     <w:name w:val="Lined - Accent 5"/>
-    <w:basedOn w:val="877"/>
+    <w:basedOn w:val="920"/>
     <w:uiPriority w:val="99"/>
     <w:pPr>
       <w:pBdr/>
@@ -27706,9 +27841,9 @@
       </w:tcPr>
     </w:tblStylePr>
   </w:style>
-  <w:style w:type="table" w:styleId="843">
+  <w:style w:type="table" w:styleId="886">
     <w:name w:val="Lined - Accent 6"/>
-    <w:basedOn w:val="877"/>
+    <w:basedOn w:val="920"/>
     <w:uiPriority w:val="99"/>
     <w:pPr>
       <w:pBdr/>
@@ -27943,9 +28078,9 @@
       </w:tcPr>
     </w:tblStylePr>
   </w:style>
-  <w:style w:type="table" w:styleId="844">
+  <w:style w:type="table" w:styleId="887">
     <w:name w:val="Bordered &amp; Lined - Accent"/>
-    <w:basedOn w:val="877"/>
+    <w:basedOn w:val="920"/>
     <w:uiPriority w:val="99"/>
     <w:pPr>
       <w:pBdr/>
@@ -28187,9 +28322,9 @@
       </w:tcPr>
     </w:tblStylePr>
   </w:style>
-  <w:style w:type="table" w:styleId="845">
+  <w:style w:type="table" w:styleId="888">
     <w:name w:val="Bordered &amp; Lined - Accent 1"/>
-    <w:basedOn w:val="877"/>
+    <w:basedOn w:val="920"/>
     <w:uiPriority w:val="99"/>
     <w:pPr>
       <w:pBdr/>
@@ -28431,9 +28566,9 @@
       </w:tcPr>
     </w:tblStylePr>
   </w:style>
-  <w:style w:type="table" w:styleId="846">
+  <w:style w:type="table" w:styleId="889">
     <w:name w:val="Bordered &amp; Lined - Accent 2"/>
-    <w:basedOn w:val="877"/>
+    <w:basedOn w:val="920"/>
     <w:uiPriority w:val="99"/>
     <w:pPr>
       <w:pBdr/>
@@ -28675,9 +28810,9 @@
       </w:tcPr>
     </w:tblStylePr>
   </w:style>
-  <w:style w:type="table" w:styleId="847">
+  <w:style w:type="table" w:styleId="890">
     <w:name w:val="Bordered &amp; Lined - Accent 3"/>
-    <w:basedOn w:val="877"/>
+    <w:basedOn w:val="920"/>
     <w:uiPriority w:val="99"/>
     <w:pPr>
       <w:pBdr/>
@@ -28919,9 +29054,9 @@
       </w:tcPr>
     </w:tblStylePr>
   </w:style>
-  <w:style w:type="table" w:styleId="848">
+  <w:style w:type="table" w:styleId="891">
     <w:name w:val="Bordered &amp; Lined - Accent 4"/>
-    <w:basedOn w:val="877"/>
+    <w:basedOn w:val="920"/>
     <w:uiPriority w:val="99"/>
     <w:pPr>
       <w:pBdr/>
@@ -29163,9 +29298,9 @@
       </w:tcPr>
     </w:tblStylePr>
   </w:style>
-  <w:style w:type="table" w:styleId="849">
+  <w:style w:type="table" w:styleId="892">
     <w:name w:val="Bordered &amp; Lined - Accent 5"/>
-    <w:basedOn w:val="877"/>
+    <w:basedOn w:val="920"/>
     <w:uiPriority w:val="99"/>
     <w:pPr>
       <w:pBdr/>
@@ -29407,9 +29542,9 @@
       </w:tcPr>
     </w:tblStylePr>
   </w:style>
-  <w:style w:type="table" w:styleId="850">
+  <w:style w:type="table" w:styleId="893">
     <w:name w:val="Bordered &amp; Lined - Accent 6"/>
-    <w:basedOn w:val="877"/>
+    <w:basedOn w:val="920"/>
     <w:uiPriority w:val="99"/>
     <w:pPr>
       <w:pBdr/>
@@ -29651,9 +29786,9 @@
       </w:tcPr>
     </w:tblStylePr>
   </w:style>
-  <w:style w:type="table" w:styleId="851">
+  <w:style w:type="table" w:styleId="894">
     <w:name w:val="Bordered"/>
-    <w:basedOn w:val="877"/>
+    <w:basedOn w:val="920"/>
     <w:uiPriority w:val="99"/>
     <w:pPr>
       <w:pBdr/>
@@ -29882,9 +30017,9 @@
       </w:tcPr>
     </w:tblStylePr>
   </w:style>
-  <w:style w:type="table" w:styleId="852">
+  <w:style w:type="table" w:styleId="895">
     <w:name w:val="Bordered - Accent 1"/>
-    <w:basedOn w:val="877"/>
+    <w:basedOn w:val="920"/>
     <w:uiPriority w:val="99"/>
     <w:pPr>
       <w:pBdr/>
@@ -30113,9 +30248,9 @@
       </w:tcPr>
     </w:tblStylePr>
   </w:style>
-  <w:style w:type="table" w:styleId="853">
+  <w:style w:type="table" w:styleId="896">
     <w:name w:val="Bordered - Accent 2"/>
-    <w:basedOn w:val="877"/>
+    <w:basedOn w:val="920"/>
     <w:uiPriority w:val="99"/>
     <w:pPr>
       <w:pBdr/>
@@ -30344,9 +30479,9 @@
       </w:tcPr>
     </w:tblStylePr>
   </w:style>
-  <w:style w:type="table" w:styleId="854">
+  <w:style w:type="table" w:styleId="897">
     <w:name w:val="Bordered - Accent 3"/>
-    <w:basedOn w:val="877"/>
+    <w:basedOn w:val="920"/>
     <w:uiPriority w:val="99"/>
     <w:pPr>
       <w:pBdr/>
@@ -30575,9 +30710,9 @@
       </w:tcPr>
     </w:tblStylePr>
   </w:style>
-  <w:style w:type="table" w:styleId="855">
+  <w:style w:type="table" w:styleId="898">
     <w:name w:val="Bordered - Accent 4"/>
-    <w:basedOn w:val="877"/>
+    <w:basedOn w:val="920"/>
     <w:uiPriority w:val="99"/>
     <w:pPr>
       <w:pBdr/>
@@ -30806,9 +30941,9 @@
       </w:tcPr>
     </w:tblStylePr>
   </w:style>
-  <w:style w:type="table" w:styleId="856">
+  <w:style w:type="table" w:styleId="899">
     <w:name w:val="Bordered - Accent 5"/>
-    <w:basedOn w:val="877"/>
+    <w:basedOn w:val="920"/>
     <w:uiPriority w:val="99"/>
     <w:pPr>
       <w:pBdr/>
@@ -31037,9 +31172,9 @@
       </w:tcPr>
     </w:tblStylePr>
   </w:style>
-  <w:style w:type="table" w:styleId="857">
+  <w:style w:type="table" w:styleId="900">
     <w:name w:val="Bordered - Accent 6"/>
-    <w:basedOn w:val="877"/>
+    <w:basedOn w:val="920"/>
     <w:uiPriority w:val="99"/>
     <w:pPr>
       <w:pBdr/>
@@ -31268,7 +31403,7 @@
       </w:tcPr>
     </w:tblStylePr>
   </w:style>
-  <w:style w:type="character" w:styleId="858">
+  <w:style w:type="character" w:styleId="901">
     <w:name w:val="Hyperlink"/>
     <w:uiPriority w:val="99"/>
     <w:unhideWhenUsed/>
@@ -31282,10 +31417,10 @@
       <w:u w:val="single"/>
     </w:rPr>
   </w:style>
-  <w:style w:type="paragraph" w:styleId="859">
+  <w:style w:type="paragraph" w:styleId="902">
     <w:name w:val="footnote text"/>
-    <w:basedOn w:val="876"/>
-    <w:link w:val="860"/>
+    <w:basedOn w:val="919"/>
+    <w:link w:val="903"/>
     <w:uiPriority w:val="99"/>
     <w:semiHidden/>
     <w:unhideWhenUsed/>
@@ -31298,9 +31433,9 @@
       <w:sz w:val="18"/>
     </w:rPr>
   </w:style>
-  <w:style w:type="character" w:styleId="860">
+  <w:style w:type="character" w:styleId="903">
     <w:name w:val="Footnote Text Char"/>
-    <w:link w:val="859"/>
+    <w:link w:val="902"/>
     <w:uiPriority w:val="99"/>
     <w:pPr>
       <w:pBdr/>
@@ -31311,7 +31446,7 @@
       <w:sz w:val="18"/>
     </w:rPr>
   </w:style>
-  <w:style w:type="character" w:styleId="861">
+  <w:style w:type="character" w:styleId="904">
     <w:name w:val="footnote reference"/>
     <w:uiPriority w:val="99"/>
     <w:unhideWhenUsed/>
@@ -31324,10 +31459,10 @@
       <w:vertAlign w:val="superscript"/>
     </w:rPr>
   </w:style>
-  <w:style w:type="paragraph" w:styleId="862">
+  <w:style w:type="paragraph" w:styleId="905">
     <w:name w:val="endnote text"/>
-    <w:basedOn w:val="876"/>
-    <w:link w:val="863"/>
+    <w:basedOn w:val="919"/>
+    <w:link w:val="906"/>
     <w:uiPriority w:val="99"/>
     <w:semiHidden/>
     <w:unhideWhenUsed/>
@@ -31340,9 +31475,9 @@
       <w:sz w:val="20"/>
     </w:rPr>
   </w:style>
-  <w:style w:type="character" w:styleId="863">
+  <w:style w:type="character" w:styleId="906">
     <w:name w:val="Endnote Text Char"/>
-    <w:link w:val="862"/>
+    <w:link w:val="905"/>
     <w:uiPriority w:val="99"/>
     <w:pPr>
       <w:pBdr/>
@@ -31353,7 +31488,7 @@
       <w:sz w:val="20"/>
     </w:rPr>
   </w:style>
-  <w:style w:type="character" w:styleId="864">
+  <w:style w:type="character" w:styleId="907">
     <w:name w:val="endnote reference"/>
     <w:uiPriority w:val="99"/>
     <w:semiHidden/>
@@ -31367,10 +31502,10 @@
       <w:vertAlign w:val="superscript"/>
     </w:rPr>
   </w:style>
-  <w:style w:type="paragraph" w:styleId="865">
+  <w:style w:type="paragraph" w:styleId="908">
     <w:name w:val="toc 1"/>
-    <w:basedOn w:val="876"/>
-    <w:next w:val="876"/>
+    <w:basedOn w:val="919"/>
+    <w:next w:val="919"/>
     <w:uiPriority w:val="39"/>
     <w:unhideWhenUsed/>
     <w:pPr>
@@ -31379,10 +31514,10 @@
       <w:ind w:right="0" w:firstLine="0" w:left="0"/>
     </w:pPr>
   </w:style>
-  <w:style w:type="paragraph" w:styleId="866">
+  <w:style w:type="paragraph" w:styleId="909">
     <w:name w:val="toc 2"/>
-    <w:basedOn w:val="876"/>
-    <w:next w:val="876"/>
+    <w:basedOn w:val="919"/>
+    <w:next w:val="919"/>
     <w:uiPriority w:val="39"/>
     <w:unhideWhenUsed/>
     <w:pPr>
@@ -31391,10 +31526,10 @@
       <w:ind w:right="0" w:firstLine="0" w:left="283"/>
     </w:pPr>
   </w:style>
-  <w:style w:type="paragraph" w:styleId="867">
+  <w:style w:type="paragraph" w:styleId="910">
     <w:name w:val="toc 3"/>
-    <w:basedOn w:val="876"/>
-    <w:next w:val="876"/>
+    <w:basedOn w:val="919"/>
+    <w:next w:val="919"/>
     <w:uiPriority w:val="39"/>
     <w:unhideWhenUsed/>
     <w:pPr>
@@ -31403,10 +31538,10 @@
       <w:ind w:right="0" w:firstLine="0" w:left="567"/>
     </w:pPr>
   </w:style>
-  <w:style w:type="paragraph" w:styleId="868">
+  <w:style w:type="paragraph" w:styleId="911">
     <w:name w:val="toc 4"/>
-    <w:basedOn w:val="876"/>
-    <w:next w:val="876"/>
+    <w:basedOn w:val="919"/>
+    <w:next w:val="919"/>
     <w:uiPriority w:val="39"/>
     <w:unhideWhenUsed/>
     <w:pPr>
@@ -31415,10 +31550,10 @@
       <w:ind w:right="0" w:firstLine="0" w:left="850"/>
     </w:pPr>
   </w:style>
-  <w:style w:type="paragraph" w:styleId="869">
+  <w:style w:type="paragraph" w:styleId="912">
     <w:name w:val="toc 5"/>
-    <w:basedOn w:val="876"/>
-    <w:next w:val="876"/>
+    <w:basedOn w:val="919"/>
+    <w:next w:val="919"/>
     <w:uiPriority w:val="39"/>
     <w:unhideWhenUsed/>
     <w:pPr>
@@ -31427,10 +31562,10 @@
       <w:ind w:right="0" w:firstLine="0" w:left="1134"/>
     </w:pPr>
   </w:style>
-  <w:style w:type="paragraph" w:styleId="870">
+  <w:style w:type="paragraph" w:styleId="913">
     <w:name w:val="toc 6"/>
-    <w:basedOn w:val="876"/>
-    <w:next w:val="876"/>
+    <w:basedOn w:val="919"/>
+    <w:next w:val="919"/>
     <w:uiPriority w:val="39"/>
     <w:unhideWhenUsed/>
     <w:pPr>
@@ -31439,10 +31574,10 @@
       <w:ind w:right="0" w:firstLine="0" w:left="1417"/>
     </w:pPr>
   </w:style>
-  <w:style w:type="paragraph" w:styleId="871">
+  <w:style w:type="paragraph" w:styleId="914">
     <w:name w:val="toc 7"/>
-    <w:basedOn w:val="876"/>
-    <w:next w:val="876"/>
+    <w:basedOn w:val="919"/>
+    <w:next w:val="919"/>
     <w:uiPriority w:val="39"/>
     <w:unhideWhenUsed/>
     <w:pPr>
@@ -31451,10 +31586,10 @@
       <w:ind w:right="0" w:firstLine="0" w:left="1701"/>
     </w:pPr>
   </w:style>
-  <w:style w:type="paragraph" w:styleId="872">
+  <w:style w:type="paragraph" w:styleId="915">
     <w:name w:val="toc 8"/>
-    <w:basedOn w:val="876"/>
-    <w:next w:val="876"/>
+    <w:basedOn w:val="919"/>
+    <w:next w:val="919"/>
     <w:uiPriority w:val="39"/>
     <w:unhideWhenUsed/>
     <w:pPr>
@@ -31463,10 +31598,10 @@
       <w:ind w:right="0" w:firstLine="0" w:left="1984"/>
     </w:pPr>
   </w:style>
-  <w:style w:type="paragraph" w:styleId="873">
+  <w:style w:type="paragraph" w:styleId="916">
     <w:name w:val="toc 9"/>
-    <w:basedOn w:val="876"/>
-    <w:next w:val="876"/>
+    <w:basedOn w:val="919"/>
+    <w:next w:val="919"/>
     <w:uiPriority w:val="39"/>
     <w:unhideWhenUsed/>
     <w:pPr>
@@ -31475,7 +31610,7 @@
       <w:ind w:right="0" w:firstLine="0" w:left="2268"/>
     </w:pPr>
   </w:style>
-  <w:style w:type="paragraph" w:styleId="874">
+  <w:style w:type="paragraph" w:styleId="917">
     <w:name w:val="TOC Heading"/>
     <w:uiPriority w:val="39"/>
     <w:unhideWhenUsed/>
@@ -31485,10 +31620,10 @@
       <w:ind/>
     </w:pPr>
   </w:style>
-  <w:style w:type="paragraph" w:styleId="875">
+  <w:style w:type="paragraph" w:styleId="918">
     <w:name w:val="table of figures"/>
-    <w:basedOn w:val="876"/>
-    <w:next w:val="876"/>
+    <w:basedOn w:val="919"/>
+    <w:next w:val="919"/>
     <w:uiPriority w:val="99"/>
     <w:unhideWhenUsed/>
     <w:pPr>
@@ -31497,7 +31632,7 @@
       <w:ind/>
     </w:pPr>
   </w:style>
-  <w:style w:type="paragraph" w:styleId="876" w:default="1">
+  <w:style w:type="paragraph" w:styleId="919" w:default="1">
     <w:name w:val="Normal"/>
     <w:qFormat/>
     <w:pPr>
@@ -31506,7 +31641,7 @@
       <w:ind/>
     </w:pPr>
   </w:style>
-  <w:style w:type="table" w:styleId="877" w:default="1">
+  <w:style w:type="table" w:styleId="920" w:default="1">
     <w:name w:val="Normal Table"/>
     <w:uiPriority w:val="99"/>
     <w:semiHidden/>
@@ -31699,7 +31834,7 @@
       </w:tcPr>
     </w:tblStylePr>
   </w:style>
-  <w:style w:type="numbering" w:styleId="878" w:default="1">
+  <w:style w:type="numbering" w:styleId="921" w:default="1">
     <w:name w:val="No List"/>
     <w:uiPriority w:val="99"/>
     <w:semiHidden/>
@@ -31710,9 +31845,9 @@
       <w:ind/>
     </w:pPr>
   </w:style>
-  <w:style w:type="paragraph" w:styleId="879">
+  <w:style w:type="paragraph" w:styleId="922">
     <w:name w:val="No Spacing"/>
-    <w:basedOn w:val="876"/>
+    <w:basedOn w:val="919"/>
     <w:uiPriority w:val="1"/>
     <w:qFormat/>
     <w:pPr>
@@ -31721,9 +31856,9 @@
       <w:ind/>
     </w:pPr>
   </w:style>
-  <w:style w:type="paragraph" w:styleId="880">
+  <w:style w:type="paragraph" w:styleId="923">
     <w:name w:val="List Paragraph"/>
-    <w:basedOn w:val="876"/>
+    <w:basedOn w:val="919"/>
     <w:uiPriority w:val="34"/>
     <w:qFormat/>
     <w:pPr>
@@ -31733,7 +31868,7 @@
       <w:contextualSpacing w:val="true"/>
     </w:pPr>
   </w:style>
-  <w:style w:type="character" w:styleId="881" w:default="1">
+  <w:style w:type="character" w:styleId="924" w:default="1">
     <w:name w:val="Default Paragraph Font"/>
     <w:uiPriority w:val="1"/>
     <w:semiHidden/>
